--- a/documents/Memoria_TFM FV.docx
+++ b/documents/Memoria_TFM FV.docx
@@ -3242,41 +3242,32 @@
         <w:jc w:val="center"/>
       </w:pPr>
       <w:r>
-        <w:rPr>
-          <w:noProof/>
-        </w:rPr>
         <w:drawing>
-          <wp:inline distT="0" distB="0" distL="0" distR="0" wp14:anchorId="54D0B869" wp14:editId="663F7866">
-            <wp:extent cx="5143500" cy="4133850"/>
-            <wp:effectExtent l="0" t="0" r="0" b="0"/>
-            <wp:docPr id="1" name="Imagen 1"/>
+          <wp:inline xmlns:a="http://schemas.openxmlformats.org/drawingml/2006/main" xmlns:pic="http://schemas.openxmlformats.org/drawingml/2006/picture">
+            <wp:extent cx="5760720" cy="877672"/>
+            <wp:docPr id="1217661469" name="Picture 1217661469"/>
             <wp:cNvGraphicFramePr>
-              <a:graphicFrameLocks xmlns:a="http://schemas.openxmlformats.org/drawingml/2006/main" noChangeAspect="1"/>
+              <a:graphicFrameLocks noChangeAspect="1"/>
             </wp:cNvGraphicFramePr>
-            <a:graphic xmlns:a="http://schemas.openxmlformats.org/drawingml/2006/main">
+            <a:graphic>
               <a:graphicData uri="http://schemas.openxmlformats.org/drawingml/2006/picture">
-                <pic:pic xmlns:pic="http://schemas.openxmlformats.org/drawingml/2006/picture">
+                <pic:pic>
                   <pic:nvPicPr>
-                    <pic:cNvPr id="0" name=""/>
-                    <pic:cNvPicPr>
-                      <a:picLocks noChangeAspect="1" noChangeArrowheads="1"/>
-                    </pic:cNvPicPr>
+                    <pic:cNvPr id="0" name="01_arquitectura.png"/>
+                    <pic:cNvPicPr/>
                   </pic:nvPicPr>
                   <pic:blipFill>
-                    <a:blip r:embed="rId9"/>
-                    <a:srcRect/>
+                    <a:blip r:embed="rId15"/>
                     <a:stretch>
                       <a:fillRect/>
                     </a:stretch>
                   </pic:blipFill>
-                  <pic:spPr bwMode="auto">
+                  <pic:spPr>
                     <a:xfrm>
                       <a:off x="0" y="0"/>
-                      <a:ext cx="5143500" cy="4133850"/>
+                      <a:ext cx="5760720" cy="877672"/>
                     </a:xfrm>
-                    <a:prstGeom prst="rect">
-                      <a:avLst/>
-                    </a:prstGeom>
+                    <a:prstGeom prst="rect"/>
                   </pic:spPr>
                 </pic:pic>
               </a:graphicData>
@@ -3351,7 +3342,7 @@
       <w:proofErr w:type="spellStart"/>
       <w:proofErr w:type="spellEnd"/>
       <w:r>
-        <w:t>La capa de MLOps gobierna el ciclo de vida del modelo con MLflow (seguimiento de experimentos y registro), Evidently (detección de deriva) y ONNX como formato de despliegue, sobre el pipeline de `modelado/` construido para este proyecto. La capa de explotación combina un servicio FastAPI que incorpora un agente MCP con diecinueve herramientas y una aplicación web propia —landing, autenticación de demostración y un chat en lenguaje natural apoyado en un modelo de lenguaje servido vía Groq (nivel gratuito)—, desplegada sobre la misma instancia EC2 del proyecto y con el frontend estático servido desde Amazon S3 y CloudFront; el cuadro de mando en Power BI planteado originalmente no se llegó a construir.</w:t>
+        <w:t>La capa de MLOps gobierna el ciclo de vida del modelo con MLflow (seguimiento de experimentos y registro), Evidently (detección de deriva) y ONNX como formato de despliegue, sobre el pipeline de `modelado/` construido para este proyecto. La capa de explotación se articula alrededor de un único backend conversacional —un servicio FastAPI que incorpora un agente MCP con diecinueve herramientas y un chat en lenguaje natural apoyado en un modelo de lenguaje servido vía Groq (nivel gratuito)—, accesible desde tres superficies públicas que comparten ese mismo backend: una aplicación de demostración (Amazon S3 + CloudFront, autenticación básica) y, sobre todo, el mapa animado y el explorador del grafo en vivo, publicados ambos en GitHub Pages con el chat incrustado directamente en la página (véase 6.7); el cuadro de mando en Power BI planteado originalmente no se llegó a construir.</w:t>
       </w:r>
     </w:p>
     <w:p>
@@ -3998,37 +3989,94 @@
     </w:p>
     <w:p>
       <w:pPr>
-        <w:pStyle w:val="Ttulo2"/>
-      </w:pPr>
-      <w:bookmarkStart w:id="19" w:name="_Toc233752754"/>
-      <w:r>
-        <w:t>6.4. Procesamiento (</w:t>
-      </w:r>
-      <w:proofErr w:type="spellStart"/>
-      <w:r>
-        <w:t>batch</w:t>
-      </w:r>
-      <w:proofErr w:type="spellEnd"/>
-      <w:r>
-        <w:t xml:space="preserve">, </w:t>
-      </w:r>
-      <w:proofErr w:type="spellStart"/>
-      <w:r>
-        <w:t>streaming</w:t>
-      </w:r>
-      <w:proofErr w:type="spellEnd"/>
-      <w:r>
-        <w:t>, etc.)</w:t>
-      </w:r>
-      <w:bookmarkEnd w:id="19"/>
-    </w:p>
-    <w:p>
-      <w:pPr>
         <w:spacing w:after="160" w:line="276" w:lineRule="auto"/>
         <w:jc w:val="both"/>
       </w:pPr>
       <w:proofErr w:type="spellStart"/>
       <w:proofErr w:type="spellEnd"/>
+      <w:proofErr w:type="spellStart"/>
+      <w:proofErr w:type="spellEnd"/>
+      <w:r>
+        <w:drawing>
+          <wp:inline xmlns:a="http://schemas.openxmlformats.org/drawingml/2006/main" xmlns:pic="http://schemas.openxmlformats.org/drawingml/2006/picture">
+            <wp:extent cx="5760720" cy="1291345"/>
+            <wp:docPr id="1217661470" name="Picture 1217661470"/>
+            <wp:cNvGraphicFramePr>
+              <a:graphicFrameLocks noChangeAspect="1"/>
+            </wp:cNvGraphicFramePr>
+            <a:graphic>
+              <a:graphicData uri="http://schemas.openxmlformats.org/drawingml/2006/picture">
+                <pic:pic>
+                  <pic:nvPicPr>
+                    <pic:cNvPr id="0" name="02_pipeline_datos.png"/>
+                    <pic:cNvPicPr/>
+                  </pic:nvPicPr>
+                  <pic:blipFill>
+                    <a:blip r:embed="rId16"/>
+                    <a:stretch>
+                      <a:fillRect/>
+                    </a:stretch>
+                  </pic:blipFill>
+                  <pic:spPr>
+                    <a:xfrm>
+                      <a:off x="0" y="0"/>
+                      <a:ext cx="5760720" cy="1291345"/>
+                    </a:xfrm>
+                    <a:prstGeom prst="rect"/>
+                  </pic:spPr>
+                </pic:pic>
+              </a:graphicData>
+            </a:graphic>
+          </wp:inline>
+        </w:drawing>
+      </w:r>
+    </w:p>
+    <w:p>
+      <w:pPr>
+        <w:spacing w:after="160" w:line="276" w:lineRule="auto"/>
+        <w:jc w:val="both"/>
+      </w:pPr>
+      <w:proofErr w:type="spellStart"/>
+      <w:proofErr w:type="spellEnd"/>
+      <w:proofErr w:type="spellStart"/>
+      <w:proofErr w:type="spellEnd"/>
+      <w:r>
+        <w:t>Figura 2. Flujo de datos Bronze→Silver→Gold de cada fuente, con la puerta de calidad Great Expectations.</w:t>
+      </w:r>
+    </w:p>
+    <w:p>
+      <w:pPr>
+        <w:pStyle w:val="Ttulo2"/>
+      </w:pPr>
+      <w:bookmarkStart w:id="19" w:name="_Toc233752754"/>
+      <w:r>
+        <w:t>6.4. Procesamiento (</w:t>
+      </w:r>
+      <w:proofErr w:type="spellStart"/>
+      <w:r>
+        <w:t>batch</w:t>
+      </w:r>
+      <w:proofErr w:type="spellEnd"/>
+      <w:r>
+        <w:t xml:space="preserve">, </w:t>
+      </w:r>
+      <w:proofErr w:type="spellStart"/>
+      <w:r>
+        <w:t>streaming</w:t>
+      </w:r>
+      <w:proofErr w:type="spellEnd"/>
+      <w:r>
+        <w:t>, etc.)</w:t>
+      </w:r>
+      <w:bookmarkEnd w:id="19"/>
+    </w:p>
+    <w:p>
+      <w:pPr>
+        <w:spacing w:after="160" w:line="276" w:lineRule="auto"/>
+        <w:jc w:val="both"/>
+      </w:pPr>
+      <w:proofErr w:type="spellStart"/>
+      <w:proofErr w:type="spellEnd"/>
       <w:r>
         <w:t>El procesamiento es exclusivamente por lotes, ejecutado con AWS Glue (Spark gestionado). El paso Bronze→Silver limpia, tipa y normaliza cada fuente de forma independiente; el paso Silver→Gold agrega por hora o por día según la naturaleza de la señal y construye las tablas que alimentan el grafo, el asistente y el feature store del modelado. No existe procesamiento en streaming: el estado «instantáneo» de cada señal se sustituye por la última agregación horaria disponible en Gold. Sobre estas tablas se entrenan los modelos predictivos de `modelado/` —incluida una red neuronal de grafos sobre el grafo urbano— que fusionan movilidad, medioambiente y contexto para anticipar afluencia, congestión y episodios de calidad del aire.</w:t>
       </w:r>
@@ -4132,7 +4180,38 @@
         <w:jc w:val="both"/>
       </w:pPr>
       <w:r>
-        <w:t>Desde el 2 de septiembre de 2026, el asistente tiene además una cara de usuario propia, sin depender de un cliente MCP externo: una aplicación web con una landing de presentación, autenticación de demostración y un chat en lenguaje natural. El chat se apoya en un modelo de lenguaje servido vía Groq (nivel gratuito, proveedor y modelo configurables por entorno) con llamada a herramientas: el modelo decide qué herramientas del agente MCP invocar, estas se ejecutan contra los sistemas reales del proyecto y el resultado vuelve al modelo para redactar la respuesta en prosa. El backend corre en la misma instancia EC2 del proyecto, sin coste adicional, y el frontend —una página estática sin proceso de compilación— se sirve desde Amazon S3 a través de CloudFront. La autenticación es deliberadamente básica y no sustituye a un sistema de usuarios real (véase 7.4).</w:t>
+        <w:drawing>
+          <wp:inline xmlns:a="http://schemas.openxmlformats.org/drawingml/2006/main" xmlns:pic="http://schemas.openxmlformats.org/drawingml/2006/picture">
+            <wp:extent cx="5760720" cy="2030559"/>
+            <wp:docPr id="1217661471" name="Picture 1217661471"/>
+            <wp:cNvGraphicFramePr>
+              <a:graphicFrameLocks noChangeAspect="1"/>
+            </wp:cNvGraphicFramePr>
+            <a:graphic>
+              <a:graphicData uri="http://schemas.openxmlformats.org/drawingml/2006/picture">
+                <pic:pic>
+                  <pic:nvPicPr>
+                    <pic:cNvPr id="0" name="04_secuencia_consulta.png"/>
+                    <pic:cNvPicPr/>
+                  </pic:nvPicPr>
+                  <pic:blipFill>
+                    <a:blip r:embed="rId17"/>
+                    <a:stretch>
+                      <a:fillRect/>
+                    </a:stretch>
+                  </pic:blipFill>
+                  <pic:spPr>
+                    <a:xfrm>
+                      <a:off x="0" y="0"/>
+                      <a:ext cx="5760720" cy="2030559"/>
+                    </a:xfrm>
+                    <a:prstGeom prst="rect"/>
+                  </pic:spPr>
+                </pic:pic>
+              </a:graphicData>
+            </a:graphic>
+          </wp:inline>
+        </w:drawing>
       </w:r>
     </w:p>
     <w:p>
@@ -4141,7 +4220,7 @@
         <w:jc w:val="both"/>
       </w:pPr>
       <w:r>
-        <w:t>Como segunda superficie de explotación, complementaria al asistente, el proyecto publica una visualización animada del grafo urbano: sus 1798 nodos de tráfico se recorren hora a hora con la previsión de los modelos de grafo (tráfico y calidad del aire), resaltando las aristas más influyentes y un índice de salud por nodo. Incorpora además una capa social y de accesibilidad con los mismos nueve perfiles de sensibilidad que `mejor_hora_zona`, bandas de referencia OMS/UE y métricas de dosis de exposición acumulada. Se genera íntegramente sin conexión a los sistemas en vivo —a partir de los modelos ONNX vendorizados y una foto fija de la capa Gold—, lo que permite publicarla como sitio estático en GitHub Pages sin necesidad de credenciales.</w:t>
+        <w:t>Figura 3. Secuencia de una consulta al asistente conversacional, de principio a fin.</w:t>
       </w:r>
     </w:p>
     <w:p>
@@ -4150,7 +4229,16 @@
         <w:jc w:val="both"/>
       </w:pPr>
       <w:r>
-        <w:t>Una tercera superficie, de perfil más técnico, es un explorador del grafo urbano en vivo: a diferencia del mapa animado, consulta Neo4j directamente y en solo lectura para mostrar nodos, aristas de transporte y vecindarios de proximidad reales en cada momento, con el mismo chat del asistente incrustado sobre el propio mapa para explorar la ciudad conversando.</w:t>
+        <w:t>Ese backend conversacional tiene además una cara de usuario de demostración independiente de cualquier cliente MCP externo: una aplicación web con landing de presentación, autenticación básica y el mismo chat, con el backend en la misma instancia EC2 del proyecto y el frontend estático servido desde Amazon S3 y CloudFront. La autenticación es deliberadamente básica y no sustituye a un sistema de usuarios real (véase 7.4).</w:t>
+      </w:r>
+    </w:p>
+    <w:p>
+      <w:pPr>
+        <w:spacing w:after="160" w:line="276" w:lineRule="auto"/>
+        <w:jc w:val="both"/>
+      </w:pPr>
+      <w:r>
+        <w:t>Las dos superficies públicas de referencia, sin embargo, viven en GitHub Pages —gratuitas, sin autenticación y sin necesidad de una instancia dedicada al frontend— y ambas incorporan ya el mismo chat incrustado directamente en la página, no solo un enlace a la aplicación de demostración: el mapa animado, que recorre hora a hora los 1798 nodos de tráfico del grafo con la previsión de los modelos (tráfico y calidad del aire), resaltando las aristas más influyentes y un índice de salud por nodo, con una capa social y de accesibilidad de nueve perfiles de sensibilidad y bandas de referencia OMS/UE, generado íntegramente sin conexión a los sistemas en vivo; y el explorador del grafo urbano en vivo, que sí consulta Neo4j directamente y en solo lectura para mostrar nodos, aristas de transporte y vecindarios de proximidad reales en cada momento. En ambas superficies, el chat ya no es una caja negra: cada respuesta muestra una traza de qué herramientas del agente MCP se invocaron para construirla, y un catálogo de preguntas sugeridas ayuda a quien no conoce el sistema a empezar (Figura 3).</w:t>
       </w:r>
     </w:p>
     <w:p>
@@ -5081,6 +5169,55 @@
         <w:jc w:val="center"/>
       </w:pPr>
       <w:r>
+        <w:drawing>
+          <wp:inline xmlns:a="http://schemas.openxmlformats.org/drawingml/2006/main" xmlns:pic="http://schemas.openxmlformats.org/drawingml/2006/picture">
+            <wp:extent cx="5760720" cy="1550024"/>
+            <wp:docPr id="1217661472" name="Picture 1217661472"/>
+            <wp:cNvGraphicFramePr>
+              <a:graphicFrameLocks noChangeAspect="1"/>
+            </wp:cNvGraphicFramePr>
+            <a:graphic>
+              <a:graphicData uri="http://schemas.openxmlformats.org/drawingml/2006/picture">
+                <pic:pic>
+                  <pic:nvPicPr>
+                    <pic:cNvPr id="0" name="03_pipeline_ml.png"/>
+                    <pic:cNvPicPr/>
+                  </pic:nvPicPr>
+                  <pic:blipFill>
+                    <a:blip r:embed="rId18"/>
+                    <a:stretch>
+                      <a:fillRect/>
+                    </a:stretch>
+                  </pic:blipFill>
+                  <pic:spPr>
+                    <a:xfrm>
+                      <a:off x="0" y="0"/>
+                      <a:ext cx="5760720" cy="1550024"/>
+                    </a:xfrm>
+                    <a:prstGeom prst="rect"/>
+                  </pic:spPr>
+                </pic:pic>
+              </a:graphicData>
+            </a:graphic>
+          </wp:inline>
+        </w:drawing>
+      </w:r>
+    </w:p>
+    <w:p>
+      <w:pPr>
+        <w:spacing w:before="80" w:after="200"/>
+        <w:jc w:val="center"/>
+      </w:pPr>
+      <w:r>
+        <w:t>Figura 4. Pipeline de modelado: del feature store al modelo servido por el asistente.</w:t>
+      </w:r>
+    </w:p>
+    <w:p>
+      <w:pPr>
+        <w:spacing w:before="80" w:after="200"/>
+        <w:jc w:val="center"/>
+      </w:pPr>
+      <w:r>
         <w:t>Tabla 3. Métricas reales de regresión por modelo, fuente y horizonte (test = últimos 3 días; skill score frente a la línea base más exigente disponible). * El STGNN de tráfico se entrena y evalúa sobre el subconjunto de estaciones con coordenadas (`grafo-lugares`, 1798 nodos) frente a persistencia; LightGBM, sobre el panel completo (~300 000 filas) frente a la mejor línea base — ambos números son reales y trazables a `modelado/evaluation/artifacts/estudios/comparacion_todos.csv` (LightGBM) y `doc/ML-05` (STGNN de tráfico).</w:t>
       </w:r>
     </w:p>
@@ -5128,7 +5265,7 @@
     <w:p>
       <w:pPr/>
       <w:r>
-        <w:t>Sobre la red de transporte modelada (`CONECTADO_CON`), un análisis de resiliencia estructural cuantifica además su fragilidad: 683 puntos de articulación y un 20 % de los tramos sin ninguna alternativa (puentes), coherente con una red poco mallada (`k_max=2`). Un ataque dirigido a las paradas de mayor intermediación fragmenta la red mucho más deprisa que un fallo aleatorio equivalente: al 5 % de bajas, el fragmento mayor cae a un 39,6 % de la red intacta frente a un 89,1 % bajo fallo aleatorio (Figura 2). Esta cifra usa un recálculo de intermediación por lotes (cada 25 bajas) por coste computacional —una aproximación estándar en el estudio de robustez de redes— que, verificado en un subgrafo de contraste, subestima el daño real; el 39,6 % es por tanto una cota optimista de la fragilidad, no un valor ajustado, aunque el hallazgo cualitativo —la vulnerabilidad estructural real de una red modelada con un único viaje representativo por línea, véase 5.3 y 6.6— se sostiene con independencia de esa aproximación.</w:t>
+        <w:t>Sobre la red de transporte modelada (`CONECTADO_CON`), un análisis de resiliencia estructural cuantifica además su fragilidad: 683 puntos de articulación y un 20 % de los tramos sin ninguna alternativa (puentes), coherente con una red poco mallada (`k_max=2`). Un ataque dirigido a las paradas de mayor intermediación fragmenta la red mucho más deprisa que un fallo aleatorio equivalente: al 5 % de bajas, el fragmento mayor cae a un 39,6 % de la red intacta frente a un 89,1 % bajo fallo aleatorio (Figura 5). Esta cifra usa un recálculo de intermediación por lotes (cada 25 bajas) por coste computacional —una aproximación estándar en el estudio de robustez de redes— que, verificado en un subgrafo de contraste, subestima el daño real; el 39,6 % es por tanto una cota optimista de la fragilidad, no un valor ajustado, aunque el hallazgo cualitativo —la vulnerabilidad estructural real de una red modelada con un único viaje representativo por línea, véase 5.3 y 6.6— se sostiene con independencia de esa aproximación.</w:t>
       </w:r>
     </w:p>
     <w:p>
@@ -5171,7 +5308,7 @@
     <w:p>
       <w:pPr/>
       <w:r>
-        <w:t>Figura 2. Curva de robustez de la red de transporte modelada: fracción del fragmento mayor frente a % de paradas eliminadas, ataque dirigido aproximado (línea sólida, recálculo de intermediación por lotes) vs aleatorio (línea discontinua).</w:t>
+        <w:t>Figura 5. Curva de robustez de la red de transporte modelada: fracción del fragmento mayor frente a % de paradas eliminadas, ataque dirigido aproximado (línea sólida, recálculo de intermediación por lotes) vs aleatorio (línea discontinua).</w:t>
       </w:r>
     </w:p>
     <w:p>
@@ -5753,7 +5890,7 @@
         <w:jc w:val="both"/>
       </w:pPr>
       <w:r>
-        <w:t>Analítica de grafo (`FIL_52`/`FIL_64`/`FIL_81`): `python -m modelado.grafo_analitica.analisis` regenera `grafo_centralidad.{json,png}` y `grafo_resiliencia.{json,png}` (Figura 2) desde `grafo/_data/grafo_urbano.json.gz`.</w:t>
+        <w:t>Analítica de grafo (`FIL_52`/`FIL_64`/`FIL_81`): `python -m modelado.grafo_analitica.analisis` regenera `grafo_centralidad.{json,png}` y `grafo_resiliencia.{json,png}` (Figura 5) desde `grafo/_data/grafo_urbano.json.gz`.</w:t>
       </w:r>
     </w:p>
     <w:p>

--- a/documents/Memoria_TFM FV.docx
+++ b/documents/Memoria_TFM FV.docx
@@ -4140,6 +4140,55 @@
     </w:p>
     <w:p>
       <w:pPr>
+        <w:spacing w:after="160" w:line="276" w:lineRule="auto"/>
+        <w:jc w:val="both"/>
+      </w:pPr>
+      <w:r>
+        <w:drawing>
+          <wp:inline xmlns:a="http://schemas.openxmlformats.org/drawingml/2006/main" xmlns:pic="http://schemas.openxmlformats.org/drawingml/2006/picture">
+            <wp:extent cx="5760720" cy="1214794"/>
+            <wp:docPr id="1217661473" name="Picture 1217661473"/>
+            <wp:cNvGraphicFramePr>
+              <a:graphicFrameLocks noChangeAspect="1"/>
+            </wp:cNvGraphicFramePr>
+            <a:graphic>
+              <a:graphicData uri="http://schemas.openxmlformats.org/drawingml/2006/picture">
+                <pic:pic>
+                  <pic:nvPicPr>
+                    <pic:cNvPr id="0" name="05_modelo_grafo.png"/>
+                    <pic:cNvPicPr/>
+                  </pic:nvPicPr>
+                  <pic:blipFill>
+                    <a:blip r:embed="rId19"/>
+                    <a:stretch>
+                      <a:fillRect/>
+                    </a:stretch>
+                  </pic:blipFill>
+                  <pic:spPr>
+                    <a:xfrm>
+                      <a:off x="0" y="0"/>
+                      <a:ext cx="5760720" cy="1214794"/>
+                    </a:xfrm>
+                    <a:prstGeom prst="rect"/>
+                  </pic:spPr>
+                </pic:pic>
+              </a:graphicData>
+            </a:graphic>
+          </wp:inline>
+        </w:drawing>
+      </w:r>
+    </w:p>
+    <w:p>
+      <w:pPr>
+        <w:spacing w:after="160" w:line="276" w:lineRule="auto"/>
+        <w:jc w:val="both"/>
+      </w:pPr>
+      <w:r>
+        <w:t>Figura 3. Modelo del grafo urbano: labels de nodo y tipos de relación, con el recuento real de cada uno.</w:t>
+      </w:r>
+    </w:p>
+    <w:p>
+      <w:pPr>
         <w:pStyle w:val="Ttulo2"/>
       </w:pPr>
       <w:bookmarkStart w:id="22" w:name="_Toc233752757"/>
@@ -4220,7 +4269,7 @@
         <w:jc w:val="both"/>
       </w:pPr>
       <w:r>
-        <w:t>Figura 3. Secuencia de una consulta al asistente conversacional, de principio a fin.</w:t>
+        <w:t>Figura 4. Secuencia de una consulta al asistente conversacional, de principio a fin.</w:t>
       </w:r>
     </w:p>
     <w:p>
@@ -4238,7 +4287,65 @@
         <w:jc w:val="both"/>
       </w:pPr>
       <w:r>
-        <w:t>Las dos superficies públicas de referencia, sin embargo, viven en GitHub Pages —gratuitas, sin autenticación y sin necesidad de una instancia dedicada al frontend— y ambas incorporan ya el mismo chat incrustado directamente en la página, no solo un enlace a la aplicación de demostración: el mapa animado, que recorre hora a hora los 1798 nodos de tráfico del grafo con la previsión de los modelos (tráfico y calidad del aire), resaltando las aristas más influyentes y un índice de salud por nodo, con una capa social y de accesibilidad de nueve perfiles de sensibilidad y bandas de referencia OMS/UE, generado íntegramente sin conexión a los sistemas en vivo; y el explorador del grafo urbano en vivo, que sí consulta Neo4j directamente y en solo lectura para mostrar nodos, aristas de transporte y vecindarios de proximidad reales en cada momento. En ambas superficies, el chat ya no es una caja negra: cada respuesta muestra una traza de qué herramientas del agente MCP se invocaron para construirla, y un catálogo de preguntas sugeridas ayuda a quien no conoce el sistema a empezar (Figura 3).</w:t>
+        <w:t>Las dos superficies públicas de referencia, sin embargo, viven en GitHub Pages —gratuitas, sin autenticación y sin necesidad de una instancia dedicada al frontend— y ambas incorporan ya el mismo chat incrustado directamente en la página, no solo un enlace a la aplicación de demostración: el mapa animado, que recorre hora a hora los 1798 nodos de tráfico del grafo con la previsión de los modelos (tráfico y calidad del aire), resaltando las aristas más influyentes y un índice de salud por nodo, con una capa social y de accesibilidad de nueve perfiles de sensibilidad y bandas de referencia OMS/UE, generado íntegramente sin conexión a los sistemas en vivo; y el explorador del grafo urbano en vivo, que sí consulta Neo4j directamente y en solo lectura para mostrar nodos, aristas de transporte y vecindarios de proximidad reales en cada momento. En ambas superficies, el chat ya no es una caja negra: cada respuesta muestra una traza de qué herramientas del agente MCP se invocaron para construirla, y un catálogo de preguntas sugeridas ayuda a quien no conoce el sistema a empezar (Figura 4).</w:t>
+      </w:r>
+    </w:p>
+    <w:p>
+      <w:pPr>
+        <w:spacing w:after="160" w:line="276" w:lineRule="auto"/>
+        <w:jc w:val="both"/>
+      </w:pPr>
+      <w:r>
+        <w:t>La Figura 5 resume el catálogo completo: qué familia de tools resuelve cada tipo de pregunta y contra qué sistema real consulta cada una.</w:t>
+      </w:r>
+    </w:p>
+    <w:p>
+      <w:pPr>
+        <w:spacing w:after="160" w:line="276" w:lineRule="auto"/>
+        <w:jc w:val="both"/>
+      </w:pPr>
+      <w:r>
+        <w:drawing>
+          <wp:inline xmlns:a="http://schemas.openxmlformats.org/drawingml/2006/main" xmlns:pic="http://schemas.openxmlformats.org/drawingml/2006/picture">
+            <wp:extent cx="5760720" cy="2699102"/>
+            <wp:docPr id="1217661474" name="Picture 1217661474"/>
+            <wp:cNvGraphicFramePr>
+              <a:graphicFrameLocks noChangeAspect="1"/>
+            </wp:cNvGraphicFramePr>
+            <a:graphic>
+              <a:graphicData uri="http://schemas.openxmlformats.org/drawingml/2006/picture">
+                <pic:pic>
+                  <pic:nvPicPr>
+                    <pic:cNvPr id="0" name="07_mcp_chat.png"/>
+                    <pic:cNvPicPr/>
+                  </pic:nvPicPr>
+                  <pic:blipFill>
+                    <a:blip r:embed="rId20"/>
+                    <a:stretch>
+                      <a:fillRect/>
+                    </a:stretch>
+                  </pic:blipFill>
+                  <pic:spPr>
+                    <a:xfrm>
+                      <a:off x="0" y="0"/>
+                      <a:ext cx="5760720" cy="2699102"/>
+                    </a:xfrm>
+                    <a:prstGeom prst="rect"/>
+                  </pic:spPr>
+                </pic:pic>
+              </a:graphicData>
+            </a:graphic>
+          </wp:inline>
+        </w:drawing>
+      </w:r>
+    </w:p>
+    <w:p>
+      <w:pPr>
+        <w:spacing w:after="160" w:line="276" w:lineRule="auto"/>
+        <w:jc w:val="both"/>
+      </w:pPr>
+      <w:r>
+        <w:t>Figura 5. Catálogo de las 19 tools del agente MCP, agrupadas por familia, y las tres superficies que comparten el mismo chat.</w:t>
       </w:r>
     </w:p>
     <w:p>
@@ -5209,7 +5316,7 @@
         <w:jc w:val="center"/>
       </w:pPr>
       <w:r>
-        <w:t>Figura 4. Pipeline de modelado: del feature store al modelo servido por el asistente.</w:t>
+        <w:t>Figura 6. Pipeline de modelado: del feature store al modelo servido por el asistente.</w:t>
       </w:r>
     </w:p>
     <w:p>
@@ -5259,13 +5366,56 @@
     <w:p>
       <w:pPr/>
       <w:r>
+        <w:drawing>
+          <wp:inline xmlns:a="http://schemas.openxmlformats.org/drawingml/2006/main" xmlns:pic="http://schemas.openxmlformats.org/drawingml/2006/picture">
+            <wp:extent cx="5760720" cy="1944243"/>
+            <wp:docPr id="1217661475" name="Picture 1217661475"/>
+            <wp:cNvGraphicFramePr>
+              <a:graphicFrameLocks noChangeAspect="1"/>
+            </wp:cNvGraphicFramePr>
+            <a:graphic>
+              <a:graphicData uri="http://schemas.openxmlformats.org/drawingml/2006/picture">
+                <pic:pic>
+                  <pic:nvPicPr>
+                    <pic:cNvPr id="0" name="06_analitica_grafo.png"/>
+                    <pic:cNvPicPr/>
+                  </pic:nvPicPr>
+                  <pic:blipFill>
+                    <a:blip r:embed="rId21"/>
+                    <a:stretch>
+                      <a:fillRect/>
+                    </a:stretch>
+                  </pic:blipFill>
+                  <pic:spPr>
+                    <a:xfrm>
+                      <a:off x="0" y="0"/>
+                      <a:ext cx="5760720" cy="1944243"/>
+                    </a:xfrm>
+                    <a:prstGeom prst="rect"/>
+                  </pic:spPr>
+                </pic:pic>
+              </a:graphicData>
+            </a:graphic>
+          </wp:inline>
+        </w:drawing>
+      </w:r>
+    </w:p>
+    <w:p>
+      <w:pPr/>
+      <w:r>
+        <w:t>Figura 7. Pipeline de analítica de grafo: del snapshot offline a los artefactos que consumen el explorador en vivo y esta memoria.</w:t>
+      </w:r>
+    </w:p>
+    <w:p>
+      <w:pPr/>
+      <w:r>
         <w:t>Sobre el mismo grafo urbano se ha ejecutado una analítica estructural independiente de los modelos predictivos, con `networkx` de forma completamente offline sobre una foto fija del grafo (sin `Graph Data Science`, sin llamadas a Neo4j en caliente). Centralidad de intermediación (*betweenness*) y PageRank, junto con la detección de comunidades de Louvain sobre el subgrafo de proximidad espacial, identifican como puntos de paso obligado nodos con un perfil distinto al de mayor grado —Canillejas, Metro O'Donnell y Aeropuerto T1 por intermediación, frente a Castellana-José Vasconcelos, Santo Domingo y Plaza Castilla por PageRank, coherente con ser paradas EMT de alto grado—; las 54 comunidades detectadas capturan razonablemente la geografía real de los 131 barrios (NMI=0,75) sin ser una partición idéntica (ARI=0,36), como es esperable de un algoritmo que no conoce los límites administrativos.</w:t>
       </w:r>
     </w:p>
     <w:p>
       <w:pPr/>
       <w:r>
-        <w:t>Sobre la red de transporte modelada (`CONECTADO_CON`), un análisis de resiliencia estructural cuantifica además su fragilidad: 683 puntos de articulación y un 20 % de los tramos sin ninguna alternativa (puentes), coherente con una red poco mallada (`k_max=2`). Un ataque dirigido a las paradas de mayor intermediación fragmenta la red mucho más deprisa que un fallo aleatorio equivalente: al 5 % de bajas, el fragmento mayor cae a un 39,6 % de la red intacta frente a un 89,1 % bajo fallo aleatorio (Figura 5). Esta cifra usa un recálculo de intermediación por lotes (cada 25 bajas) por coste computacional —una aproximación estándar en el estudio de robustez de redes— que, verificado en un subgrafo de contraste, subestima el daño real; el 39,6 % es por tanto una cota optimista de la fragilidad, no un valor ajustado, aunque el hallazgo cualitativo —la vulnerabilidad estructural real de una red modelada con un único viaje representativo por línea, véase 5.3 y 6.6— se sostiene con independencia de esa aproximación.</w:t>
+        <w:t>Sobre la red de transporte modelada (`CONECTADO_CON`), un análisis de resiliencia estructural cuantifica además su fragilidad: 683 puntos de articulación y un 20 % de los tramos sin ninguna alternativa (puentes), coherente con una red poco mallada (`k_max=2`). Un ataque dirigido a las paradas de mayor intermediación fragmenta la red mucho más deprisa que un fallo aleatorio equivalente: al 5 % de bajas, el fragmento mayor cae a un 39,6 % de la red intacta frente a un 89,1 % bajo fallo aleatorio (Figura 8). Esta cifra usa un recálculo de intermediación por lotes (cada 25 bajas) por coste computacional —una aproximación estándar en el estudio de robustez de redes— que, verificado en un subgrafo de contraste, subestima el daño real; el 39,6 % es por tanto una cota optimista de la fragilidad, no un valor ajustado, aunque el hallazgo cualitativo —la vulnerabilidad estructural real de una red modelada con un único viaje representativo por línea, véase 5.3 y 6.6— se sostiene con independencia de esa aproximación.</w:t>
       </w:r>
     </w:p>
     <w:p>
@@ -5308,7 +5458,7 @@
     <w:p>
       <w:pPr/>
       <w:r>
-        <w:t>Figura 5. Curva de robustez de la red de transporte modelada: fracción del fragmento mayor frente a % de paradas eliminadas, ataque dirigido aproximado (línea sólida, recálculo de intermediación por lotes) vs aleatorio (línea discontinua).</w:t>
+        <w:t>Figura 8. Curva de robustez de la red de transporte modelada: fracción del fragmento mayor frente a % de paradas eliminadas, ataque dirigido aproximado (línea sólida, recálculo de intermediación por lotes) vs aleatorio (línea discontinua).</w:t>
       </w:r>
     </w:p>
     <w:p>
@@ -5890,7 +6040,7 @@
         <w:jc w:val="both"/>
       </w:pPr>
       <w:r>
-        <w:t>Analítica de grafo (`FIL_52`/`FIL_64`/`FIL_81`): `python -m modelado.grafo_analitica.analisis` regenera `grafo_centralidad.{json,png}` y `grafo_resiliencia.{json,png}` (Figura 5) desde `grafo/_data/grafo_urbano.json.gz`.</w:t>
+        <w:t>Analítica de grafo (`FIL_52`/`FIL_64`/`FIL_81`): `python -m modelado.grafo_analitica.analisis` regenera `grafo_centralidad.{json,png}` y `grafo_resiliencia.{json,png}` (Figura 8) desde `grafo/_data/grafo_urbano.json.gz`.</w:t>
       </w:r>
     </w:p>
     <w:p>

--- a/documents/Memoria_TFM FV.docx
+++ b/documents/Memoria_TFM FV.docx
@@ -4229,6 +4229,15 @@
         <w:jc w:val="both"/>
       </w:pPr>
       <w:r>
+        <w:t>El diseño de esos nueve perfiles no es personalización genérica: cada peso refleja una vulnerabilidad diferencial reconocida por la evidencia de salud pública, no un ajuste arbitrario. `asma_epoc` y `sensible_aire` ponderan NO₂/O₃ muy por encima del resto (hasta 1,0 y 0,90 sobre 1) porque las guías OMS/UE ya señalan a las personas con enfermedad respiratoria crónica como el grupo de mayor riesgo ante picos de estos contaminantes; `infancia` sube el peso del tráfico —seguridad vial— y del NO₂ —pulmones en desarrollo—; `mayor` sube el ozono, más dañino combinado con el calor en personas mayores; `movilidad_reducida` es el único perfil que pondera la distancia por encima de la exposición (1,3 sobre 1) porque, para quien depende de una silla de ruedas o tiene autonomía de marcha limitada, un desvío para respirar aire algo más limpio no compensa recorrer más metros; y `trabajo_exterior` acepta rutas más largas porque su exposición ya es prolongada durante toda la jornada, no solo durante el trayecto. Son pesos de criterio experto, no una guía clínica individual (véase 7.4), pero convierten `ruta_saludable` y `mejor_hora_zona` en la única capacidad del proyecto pensada explícitamente para reducir una desigualdad real de exposición ambiental —quien más sufre la contaminación es, típicamente, quien menos puede elegir cuándo y por dónde moverse—, no solo para optimizar un trayecto.</w:t>
+      </w:r>
+    </w:p>
+    <w:p>
+      <w:pPr>
+        <w:spacing w:after="160" w:line="276" w:lineRule="auto"/>
+        <w:jc w:val="both"/>
+      </w:pPr>
+      <w:r>
         <w:drawing>
           <wp:inline xmlns:a="http://schemas.openxmlformats.org/drawingml/2006/main" xmlns:pic="http://schemas.openxmlformats.org/drawingml/2006/picture">
             <wp:extent cx="5760720" cy="2030559"/>
@@ -4414,6 +4423,18 @@
       <w:pPr/>
       <w:r>
         <w:t>El eje de calidad de datos se validó con un incidente real de producción: una regresión en la lectura incremental de varios datasets generaba filas duplicadas en Silver; se detectó, se diagnosticó y se corrigió sin pérdida de datos gracias a que Silver conserva el histórico completo (véase 6.2). El eje predictivo se apoya en un pipeline de experimentación reproducible: MLflow registra parámetros, métricas y el modelo de cada entrenamiento, con un registro de modelos versionado (`madrono-&lt;fuente&gt;-h&lt;horizonte&gt;`, alias `@champion` para la versión vigente), y Evidently genera un informe de deriva entre la ventana de referencia y la más reciente —con la ventana de datos disponible, ese informe es ilustrativo, no concluyente (véase 7.4).</w:t>
+      </w:r>
+    </w:p>
+    <w:p>
+      <w:pPr/>
+      <w:r>
+        <w:t>La disciplina operativa no se limita a ese incidente. En ingesta, una librería compartida de Glue quedó apuntando a una clave de S3 basada en un hash de contenido ya borrado: 37 de los 48 jobs (77 %) fallaron en `LAUNCH ERROR` durante más de 28 horas seguidas, diagnosticado con llamadas reales a la API de AWS (no asumido) y corregido con una clave estable sin hash. Una revisión posterior encontró que la propia verificación de esa corrección había confundido «frescura por fecha» con «completitud por hora»: cinco datasets horarios se quedaron con 17-21 horas perdidas ese día. Se construyó un modo de backfill dedicado (`--backfill_fecha`) que rellenó las horas ausentes sin generar duplicados, verificado hueco a hueco en Athena; un sexto dataset se aceptó explícitamente incompleto —una limitación propia de su captura, no de este incidente— en vez de reportar una recuperación que no era real. Un tercer incidente, de infraestructura, encontró que el estado de Terraform había derivado de `main` en decenas de objetos desplegados por un permiso IAM ausente en el usuario de despliegue; revisado línea a línea antes de aplicar ningún cambio.</w:t>
+      </w:r>
+    </w:p>
+    <w:p>
+      <w:pPr/>
+      <w:r>
+        <w:t>El mismo rigor se exigió al resto de capas. En `modelado/`, el guardrail de promoción de modelos no es solo un diseño sobre el papel: en una ejecución real del reentrenamiento nocturno rechazó de hecho una versión peor (`calidad_aire` a 1 h, skill nuevo −0,003 frente al vigente) y promovió las cinco restantes; y el primer reentreno completo agotó la memoria de la instancia (3,7 GiB) al construir el panel de tráfico, resuelto con swap dedicado, no reduciendo el alcance del panel. En el agente MCP, el propio SDK bloqueaba con `421 Misdirected Request` a cualquier cliente externo por su protección anti-DNS-rebinding, un fallo que habría dejado inservible el servidor público; corregido y verificado con pruebas que fijan el código de estado exacto para cada caso (host no permitido → 421, host público permitido → error de sesión, nunca 421). Y en la capa conversacional, el modelo de lenguaje usado en un primer momento alucinaba nombres de herramienta e intentaba invocarlas de nuevo durante la redacción de la respuesta (`400 tool_use_failed`, respuestas vacías); diagnosticado y resuelto cambiando a un modelo que sigue el bucle de llamada a herramientas de forma estable, con una defensa adicional que filtra bloques de razonamiento (`&lt;think&gt;`) que algunos modelos filtran a la salida por error.</w:t>
       </w:r>
     </w:p>
     <w:p>

--- a/documents/Memoria_TFM FV.docx
+++ b/documents/Memoria_TFM FV.docx
@@ -2600,6 +2600,24 @@
       </w:pPr>
       <w:r>
         <w:t>El desarrollo sigue una metodología iterativa e incremental, organizada en cinco fases con entregables verificables. Se prioriza un núcleo sólido y evaluable antes de añadir capacidades de ampliación, de modo que el proyecto sea defendible incluso si las fases finales se acotan.</w:t>
+      </w:r>
+    </w:p>
+    <w:p>
+      <w:pPr>
+        <w:spacing w:after="160" w:line="276" w:lineRule="auto"/>
+        <w:jc w:val="both"/>
+      </w:pPr>
+      <w:r>
+        <w:t>Con un equipo de solo dos personas, sostener ese ritmo iterativo sobre un sistema de este tamaño exigió automatizar buena parte del desarrollo rutinario. Se desplegó un agente autónomo de codificación (`madrono-agent`) como un servicio que corre de forma continua en una instancia EC2, dedicado a actuar como desarrollador y como agente de control de calidad de una cola de tareas. El diseño se apoya en tres decisiones deliberadas para que la autonomía no comprometiera la fiabilidad: (1) especificación por tarea — cada unidad de trabajo es un fichero markdown con contexto, alcance y criterios de aceptación explícitos, que es literalmente el enunciado que recibe el agente, de modo que "terminado" tiene una definición verificable y no una impresión subjetiva; (2) orden estricto y de una en una — las tareas llevan un número de secuencia que expresa sus dependencias, y el agente no empieza la siguiente hasta que la anterior está fusionada, lo que evita condiciones de carrera entre cambios relacionados; y (3) permisos acotados por defecto — el agente no puede aplicar cambios reales de infraestructura (`terraform apply`, creación de recursos AWS) salvo que una tarea lo autorice explícitamente, y sus Pull Requests solo se fusionan solos si la propia tarea lo marca y la batería de pruebas de integración continua termina en verde; si una tarea falla, el agente detiene toda la cola en vez de seguir sobre una base posiblemente rota, hasta que una persona la revisa.</w:t>
+      </w:r>
+    </w:p>
+    <w:p>
+      <w:pPr>
+        <w:spacing w:after="160" w:line="276" w:lineRule="auto"/>
+        <w:jc w:val="both"/>
+      </w:pPr>
+      <w:r>
+        <w:t>Ese mismo patrón de especificación por tarea se usó para una segunda cola, independiente de la del agente autónomo, dedicada explícitamente a control de calidad: verificar en detalle lo que la primera cola —y el propio equipo— habían construido, contra el estado real del sistema y no contra lo que los tickets asumían. Esa segunda cola es la que encontró y cerró, por ejemplo, todos los incidentes reales de ingeniería (véase 7.1): cada uno se abrió como una tarea con su propia especificación y sus propios criterios de aceptación, exactamente igual que el trabajo de construcción. Repartir el desarrollo y la verificación en dos colas disciplinadas por especificación, en vez de una sola lista de tareas informal, es lo que permitió a un equipo de dos personas mantener un ritmo de entrega alto sin renunciar a la verificación de cada pieza.</w:t>
       </w:r>
     </w:p>
     <w:tbl>

--- a/documents/Memoria_TFM FV.docx
+++ b/documents/Memoria_TFM FV.docx
@@ -2620,6 +2620,55 @@
         <w:t>Ese mismo patrón de especificación por tarea se usó para una segunda cola, independiente de la del agente autónomo, dedicada explícitamente a control de calidad: verificar en detalle lo que la primera cola —y el propio equipo— habían construido, contra el estado real del sistema y no contra lo que los tickets asumían. Esa segunda cola es la que encontró y cerró, por ejemplo, todos los incidentes reales de ingeniería (véase 7.1): cada uno se abrió como una tarea con su propia especificación y sus propios criterios de aceptación, exactamente igual que el trabajo de construcción. Repartir el desarrollo y la verificación en dos colas disciplinadas por especificación, en vez de una sola lista de tareas informal, es lo que permitió a un equipo de dos personas mantener un ritmo de entrega alto sin renunciar a la verificación de cada pieza.</w:t>
       </w:r>
     </w:p>
+    <w:p>
+      <w:pPr>
+        <w:spacing w:after="160" w:line="276" w:lineRule="auto"/>
+        <w:jc w:val="both"/>
+      </w:pPr>
+      <w:r>
+        <w:drawing>
+          <wp:inline xmlns:a="http://schemas.openxmlformats.org/drawingml/2006/main" xmlns:pic="http://schemas.openxmlformats.org/drawingml/2006/picture">
+            <wp:extent cx="5760720" cy="850895"/>
+            <wp:docPr id="1217661476" name="Picture 1217661476"/>
+            <wp:cNvGraphicFramePr>
+              <a:graphicFrameLocks noChangeAspect="1"/>
+            </wp:cNvGraphicFramePr>
+            <a:graphic>
+              <a:graphicData uri="http://schemas.openxmlformats.org/drawingml/2006/picture">
+                <pic:pic>
+                  <pic:nvPicPr>
+                    <pic:cNvPr id="0" name="08_framework_agentes.png"/>
+                    <pic:cNvPicPr/>
+                  </pic:nvPicPr>
+                  <pic:blipFill>
+                    <a:blip r:embed="rId22"/>
+                    <a:stretch>
+                      <a:fillRect/>
+                    </a:stretch>
+                  </pic:blipFill>
+                  <pic:spPr>
+                    <a:xfrm>
+                      <a:off x="0" y="0"/>
+                      <a:ext cx="5760720" cy="850895"/>
+                    </a:xfrm>
+                    <a:prstGeom prst="rect"/>
+                  </pic:spPr>
+                </pic:pic>
+              </a:graphicData>
+            </a:graphic>
+          </wp:inline>
+        </w:drawing>
+      </w:r>
+    </w:p>
+    <w:p>
+      <w:pPr>
+        <w:spacing w:after="160" w:line="276" w:lineRule="auto"/>
+        <w:jc w:val="both"/>
+      </w:pPr>
+      <w:r>
+        <w:t>Figura 1. Framework de desarrollo: la cola de construcción (madrono-agent) y la cola de QA, independiente, cerrando el ciclo sobre la misma disciplina de especificación por tarea.</w:t>
+      </w:r>
+    </w:p>
     <w:tbl>
       <w:tblPr>
         <w:tblW w:w="9360" w:type="dxa"/>
@@ -3243,16 +3292,10 @@
         <w:jc w:val="both"/>
       </w:pPr>
       <w:r>
-        <w:t xml:space="preserve">La Figura 1 resume la </w:t>
+        <w:t>La Figura 2 resume la arquitectura extremo a extremo, desde las fuentes hasta la capa de explotación donde reside el asistente.</w:t>
       </w:r>
       <w:proofErr w:type="gramStart"/>
-      <w:r>
-        <w:t>arquitectura extremo</w:t>
-      </w:r>
       <w:proofErr w:type="gramEnd"/>
-      <w:r>
-        <w:t xml:space="preserve"> a extremo, desde las fuentes hasta la capa de explotación donde reside el asistente.</w:t>
-      </w:r>
     </w:p>
     <w:p>
       <w:pPr>
@@ -3307,7 +3350,7 @@
           <w:sz w:val="18"/>
           <w:szCs w:val="18"/>
         </w:rPr>
-        <w:t>Figura 1. Arquitectura general de la plataforma.</w:t>
+        <w:t>Figura 2. Arquitectura general de la plataforma.</w:t>
       </w:r>
     </w:p>
     <w:p>
@@ -4059,7 +4102,7 @@
       <w:proofErr w:type="spellStart"/>
       <w:proofErr w:type="spellEnd"/>
       <w:r>
-        <w:t>Figura 2. Flujo de datos Bronze→Silver→Gold de cada fuente, con la puerta de calidad Great Expectations.</w:t>
+        <w:t>Figura 3. Flujo de datos Bronze→Silver→Gold de cada fuente, con la puerta de calidad Great Expectations.</w:t>
       </w:r>
     </w:p>
     <w:p>
@@ -4202,7 +4245,7 @@
         <w:jc w:val="both"/>
       </w:pPr>
       <w:r>
-        <w:t>Figura 3. Modelo del grafo urbano: labels de nodo y tipos de relación, con el recuento real de cada uno.</w:t>
+        <w:t>Figura 4. Modelo del grafo urbano: labels de nodo y tipos de relación, con el recuento real de cada uno.</w:t>
       </w:r>
     </w:p>
     <w:p>
@@ -4296,7 +4339,7 @@
         <w:jc w:val="both"/>
       </w:pPr>
       <w:r>
-        <w:t>Figura 4. Secuencia de una consulta al asistente conversacional, de principio a fin.</w:t>
+        <w:t>Figura 5. Secuencia de una consulta al asistente conversacional, de principio a fin.</w:t>
       </w:r>
     </w:p>
     <w:p>
@@ -4314,7 +4357,7 @@
         <w:jc w:val="both"/>
       </w:pPr>
       <w:r>
-        <w:t>Las dos superficies públicas de referencia, sin embargo, viven en GitHub Pages —gratuitas, sin autenticación y sin necesidad de una instancia dedicada al frontend— y ambas incorporan ya el mismo chat incrustado directamente en la página, no solo un enlace a la aplicación de demostración: el mapa animado, que recorre hora a hora los 1798 nodos de tráfico del grafo con la previsión de los modelos (tráfico y calidad del aire), resaltando las aristas más influyentes y un índice de salud por nodo, con una capa social y de accesibilidad de nueve perfiles de sensibilidad y bandas de referencia OMS/UE, generado íntegramente sin conexión a los sistemas en vivo; y el explorador del grafo urbano en vivo, que sí consulta Neo4j directamente y en solo lectura para mostrar nodos, aristas de transporte y vecindarios de proximidad reales en cada momento. En ambas superficies, el chat ya no es una caja negra: cada respuesta muestra una traza de qué herramientas del agente MCP se invocaron para construirla, y un catálogo de preguntas sugeridas ayuda a quien no conoce el sistema a empezar (Figura 4).</w:t>
+        <w:t>Las dos superficies públicas de referencia, sin embargo, viven en GitHub Pages —gratuitas, sin autenticación y sin necesidad de una instancia dedicada al frontend— y ambas incorporan ya el mismo chat incrustado directamente en la página, no solo un enlace a la aplicación de demostración: el mapa animado, que recorre hora a hora los 1798 nodos de tráfico del grafo con la previsión de los modelos (tráfico y calidad del aire), resaltando las aristas más influyentes y un índice de salud por nodo, con una capa social y de accesibilidad de nueve perfiles de sensibilidad y bandas de referencia OMS/UE, generado íntegramente sin conexión a los sistemas en vivo; y el explorador del grafo urbano en vivo, que sí consulta Neo4j directamente y en solo lectura para mostrar nodos, aristas de transporte y vecindarios de proximidad reales en cada momento. En ambas superficies, el chat ya no es una caja negra: cada respuesta muestra una traza de qué herramientas del agente MCP se invocaron para construirla, y un catálogo de preguntas sugeridas ayuda a quien no conoce el sistema a empezar (Figura 5).</w:t>
       </w:r>
     </w:p>
     <w:p>
@@ -4323,7 +4366,7 @@
         <w:jc w:val="both"/>
       </w:pPr>
       <w:r>
-        <w:t>La Figura 5 resume el catálogo completo: qué familia de tools resuelve cada tipo de pregunta y contra qué sistema real consulta cada una.</w:t>
+        <w:t>La Figura 6 resume el catálogo completo: qué familia de tools resuelve cada tipo de pregunta y contra qué sistema real consulta cada una.</w:t>
       </w:r>
     </w:p>
     <w:p>
@@ -4372,7 +4415,7 @@
         <w:jc w:val="both"/>
       </w:pPr>
       <w:r>
-        <w:t>Figura 5. Catálogo de las 19 tools del agente MCP, agrupadas por familia, y las tres superficies que comparten el mismo chat.</w:t>
+        <w:t>Figura 6. Catálogo de las 19 tools del agente MCP, agrupadas por familia, y las tres superficies que comparten el mismo chat.</w:t>
       </w:r>
     </w:p>
     <w:p>
@@ -5355,7 +5398,7 @@
         <w:jc w:val="center"/>
       </w:pPr>
       <w:r>
-        <w:t>Figura 6. Pipeline de modelado: del feature store al modelo servido por el asistente.</w:t>
+        <w:t>Figura 7. Pipeline de modelado: del feature store al modelo servido por el asistente.</w:t>
       </w:r>
     </w:p>
     <w:p>
@@ -5442,7 +5485,7 @@
     <w:p>
       <w:pPr/>
       <w:r>
-        <w:t>Figura 7. Pipeline de analítica de grafo: del snapshot offline a los artefactos que consumen el explorador en vivo y esta memoria.</w:t>
+        <w:t>Figura 8. Pipeline de analítica de grafo: del snapshot offline a los artefactos que consumen el explorador en vivo y esta memoria.</w:t>
       </w:r>
     </w:p>
     <w:p>
@@ -5454,7 +5497,7 @@
     <w:p>
       <w:pPr/>
       <w:r>
-        <w:t>Sobre la red de transporte modelada (`CONECTADO_CON`), un análisis de resiliencia estructural cuantifica además su fragilidad: 683 puntos de articulación y un 20 % de los tramos sin ninguna alternativa (puentes), coherente con una red poco mallada (`k_max=2`). Un ataque dirigido a las paradas de mayor intermediación fragmenta la red mucho más deprisa que un fallo aleatorio equivalente: al 5 % de bajas, el fragmento mayor cae a un 39,6 % de la red intacta frente a un 89,1 % bajo fallo aleatorio (Figura 8). Esta cifra usa un recálculo de intermediación por lotes (cada 25 bajas) por coste computacional —una aproximación estándar en el estudio de robustez de redes— que, verificado en un subgrafo de contraste, subestima el daño real; el 39,6 % es por tanto una cota optimista de la fragilidad, no un valor ajustado, aunque el hallazgo cualitativo —la vulnerabilidad estructural real de una red modelada con un único viaje representativo por línea, véase 5.3 y 6.6— se sostiene con independencia de esa aproximación.</w:t>
+        <w:t>Sobre la red de transporte modelada (`CONECTADO_CON`), un análisis de resiliencia estructural cuantifica además su fragilidad: 683 puntos de articulación y un 20 % de los tramos sin ninguna alternativa (puentes), coherente con una red poco mallada (`k_max=2`). Un ataque dirigido a las paradas de mayor intermediación fragmenta la red mucho más deprisa que un fallo aleatorio equivalente: al 5 % de bajas, el fragmento mayor cae a un 39,6 % de la red intacta frente a un 89,1 % bajo fallo aleatorio (Figura 9). Esta cifra usa un recálculo de intermediación por lotes (cada 25 bajas) por coste computacional —una aproximación estándar en el estudio de robustez de redes— que, verificado en un subgrafo de contraste, subestima el daño real; el 39,6 % es por tanto una cota optimista de la fragilidad, no un valor ajustado, aunque el hallazgo cualitativo —la vulnerabilidad estructural real de una red modelada con un único viaje representativo por línea, véase 5.3 y 6.6— se sostiene con independencia de esa aproximación.</w:t>
       </w:r>
     </w:p>
     <w:p>
@@ -5497,7 +5540,7 @@
     <w:p>
       <w:pPr/>
       <w:r>
-        <w:t>Figura 8. Curva de robustez de la red de transporte modelada: fracción del fragmento mayor frente a % de paradas eliminadas, ataque dirigido aproximado (línea sólida, recálculo de intermediación por lotes) vs aleatorio (línea discontinua).</w:t>
+        <w:t>Figura 9. Curva de robustez de la red de transporte modelada: fracción del fragmento mayor frente a % de paradas eliminadas, ataque dirigido aproximado (línea sólida, recálculo de intermediación por lotes) vs aleatorio (línea discontinua).</w:t>
       </w:r>
     </w:p>
     <w:p>
@@ -6079,7 +6122,7 @@
         <w:jc w:val="both"/>
       </w:pPr>
       <w:r>
-        <w:t>Analítica de grafo (`FIL_52`/`FIL_64`/`FIL_81`): `python -m modelado.grafo_analitica.analisis` regenera `grafo_centralidad.{json,png}` y `grafo_resiliencia.{json,png}` (Figura 8) desde `grafo/_data/grafo_urbano.json.gz`.</w:t>
+        <w:t>Analítica de grafo (`FIL_52`/`FIL_64`/`FIL_81`): `python -m modelado.grafo_analitica.analisis` regenera `grafo_centralidad.{json,png}` y `grafo_resiliencia.{json,png}` (Figura 9) desde `grafo/_data/grafo_urbano.json.gz`.</w:t>
       </w:r>
     </w:p>
     <w:p>

--- a/documents/Memoria_TFM FV.docx
+++ b/documents/Memoria_TFM FV.docx
@@ -4354,6 +4354,27 @@
     <w:p>
       <w:pPr>
         <w:spacing w:after="160" w:line="276" w:lineRule="auto"/>
+        <w:jc w:val="center"/>
+      </w:pPr>
+      <w:r>
+        <w:rPr>
+          <w:i/>
+        </w:rPr>
+        <w:t>[ Captura de pantalla pendiente de insertar aquí ]</w:t>
+      </w:r>
+    </w:p>
+    <w:p>
+      <w:pPr>
+        <w:spacing w:after="160" w:line="276" w:lineRule="auto"/>
+        <w:jc w:val="both"/>
+      </w:pPr>
+      <w:r>
+        <w:t>Figura 6. Captura de la aplicación web (landing + chat).</w:t>
+      </w:r>
+    </w:p>
+    <w:p>
+      <w:pPr>
+        <w:spacing w:after="160" w:line="276" w:lineRule="auto"/>
         <w:jc w:val="both"/>
       </w:pPr>
       <w:r>
@@ -4363,10 +4384,31 @@
     <w:p>
       <w:pPr>
         <w:spacing w:after="160" w:line="276" w:lineRule="auto"/>
-        <w:jc w:val="both"/>
-      </w:pPr>
-      <w:r>
-        <w:t>La Figura 6 resume el catálogo completo: qué familia de tools resuelve cada tipo de pregunta y contra qué sistema real consulta cada una.</w:t>
+        <w:jc w:val="center"/>
+      </w:pPr>
+      <w:r>
+        <w:rPr>
+          <w:i/>
+        </w:rPr>
+        <w:t>[ Captura de pantalla pendiente de insertar aquí ]</w:t>
+      </w:r>
+    </w:p>
+    <w:p>
+      <w:pPr>
+        <w:spacing w:after="160" w:line="276" w:lineRule="auto"/>
+        <w:jc w:val="both"/>
+      </w:pPr>
+      <w:r>
+        <w:t>Figura 7. Captura del mapa animado / explorador del grafo en vivo.</w:t>
+      </w:r>
+    </w:p>
+    <w:p>
+      <w:pPr>
+        <w:spacing w:after="160" w:line="276" w:lineRule="auto"/>
+        <w:jc w:val="both"/>
+      </w:pPr>
+      <w:r>
+        <w:t>La Figura 8 resume el catálogo completo: qué familia de tools resuelve cada tipo de pregunta y contra qué sistema real consulta cada una.</w:t>
       </w:r>
     </w:p>
     <w:p>
@@ -4415,7 +4457,7 @@
         <w:jc w:val="both"/>
       </w:pPr>
       <w:r>
-        <w:t>Figura 6. Catálogo de las 19 tools del agente MCP, agrupadas por familia, y las tres superficies que comparten el mismo chat.</w:t>
+        <w:t>Figura 8. Catálogo de las 19 tools del agente MCP, agrupadas por familia, y las tres superficies que comparten el mismo chat.</w:t>
       </w:r>
     </w:p>
     <w:p>
@@ -5398,7 +5440,7 @@
         <w:jc w:val="center"/>
       </w:pPr>
       <w:r>
-        <w:t>Figura 7. Pipeline de modelado: del feature store al modelo servido por el asistente.</w:t>
+        <w:t>Figura 9. Pipeline de modelado: del feature store al modelo servido por el asistente.</w:t>
       </w:r>
     </w:p>
     <w:p>
@@ -5485,7 +5527,7 @@
     <w:p>
       <w:pPr/>
       <w:r>
-        <w:t>Figura 8. Pipeline de analítica de grafo: del snapshot offline a los artefactos que consumen el explorador en vivo y esta memoria.</w:t>
+        <w:t>Figura 10. Pipeline de analítica de grafo: del snapshot offline a los artefactos que consumen el explorador en vivo y esta memoria.</w:t>
       </w:r>
     </w:p>
     <w:p>
@@ -5497,7 +5539,7 @@
     <w:p>
       <w:pPr/>
       <w:r>
-        <w:t>Sobre la red de transporte modelada (`CONECTADO_CON`), un análisis de resiliencia estructural cuantifica además su fragilidad: 683 puntos de articulación y un 20 % de los tramos sin ninguna alternativa (puentes), coherente con una red poco mallada (`k_max=2`). Un ataque dirigido a las paradas de mayor intermediación fragmenta la red mucho más deprisa que un fallo aleatorio equivalente: al 5 % de bajas, el fragmento mayor cae a un 39,6 % de la red intacta frente a un 89,1 % bajo fallo aleatorio (Figura 9). Esta cifra usa un recálculo de intermediación por lotes (cada 25 bajas) por coste computacional —una aproximación estándar en el estudio de robustez de redes— que, verificado en un subgrafo de contraste, subestima el daño real; el 39,6 % es por tanto una cota optimista de la fragilidad, no un valor ajustado, aunque el hallazgo cualitativo —la vulnerabilidad estructural real de una red modelada con un único viaje representativo por línea, véase 5.3 y 6.6— se sostiene con independencia de esa aproximación.</w:t>
+        <w:t>Sobre la red de transporte modelada (`CONECTADO_CON`), un análisis de resiliencia estructural cuantifica además su fragilidad: 683 puntos de articulación y un 20 % de los tramos sin ninguna alternativa (puentes), coherente con una red poco mallada (`k_max=2`). Un ataque dirigido a las paradas de mayor intermediación fragmenta la red mucho más deprisa que un fallo aleatorio equivalente: al 5 % de bajas, el fragmento mayor cae a un 39,6 % de la red intacta frente a un 89,1 % bajo fallo aleatorio (Figura 11). Esta cifra usa un recálculo de intermediación por lotes (cada 25 bajas) por coste computacional —una aproximación estándar en el estudio de robustez de redes— que, verificado en un subgrafo de contraste, subestima el daño real; el 39,6 % es por tanto una cota optimista de la fragilidad, no un valor ajustado, aunque el hallazgo cualitativo —la vulnerabilidad estructural real de una red modelada con un único viaje representativo por línea, véase 5.3 y 6.6— se sostiene con independencia de esa aproximación.</w:t>
       </w:r>
     </w:p>
     <w:p>
@@ -5540,7 +5582,7 @@
     <w:p>
       <w:pPr/>
       <w:r>
-        <w:t>Figura 9. Curva de robustez de la red de transporte modelada: fracción del fragmento mayor frente a % de paradas eliminadas, ataque dirigido aproximado (línea sólida, recálculo de intermediación por lotes) vs aleatorio (línea discontinua).</w:t>
+        <w:t>Figura 11. Curva de robustez de la red de transporte modelada: fracción del fragmento mayor frente a % de paradas eliminadas, ataque dirigido aproximado (línea sólida, recálculo de intermediación por lotes) vs aleatorio (línea discontinua).</w:t>
       </w:r>
     </w:p>
     <w:p>
@@ -5780,7 +5822,7 @@
         <w:jc w:val="both"/>
       </w:pPr>
       <w:r>
-        <w:t>Adoptar Delta Lake sobre el lakehouse, que aportaría versionado de tablas (time travel) y operaciones `MERGE` eficientes frente a la combinación actual de Parquet, catálogo de Glue y Partition Projection, suficiente para el caso de uso por lotes de este proyecto pero sin esas capacidades.</w:t>
+        <w:t>Nota de coste real (`herramientas/costes/`, `doc/078`): sobre esta arquitectura ya deliberadamente ligera, el único componente con coste real fuera del nivel gratuito fue AWS Glue, y no un coste estable — una factura real pasó de 39,71 a 70,05 USD entre dos revisiones, con un total estimado de ~76,44 USD acumulados a esa fecha (de los cuales ~21 USD sin resultado útil, por reintentos `TIMEOUT` de dos jobs ya corregidos). Frente a eso, el resto de servicios usados fueron casi gratuitos: AWS Lambda, ~0,31 USD/mes proyectados; Amazon S3, ~0,55 USD/mes; Neo4j AuraDB y Amazon Athena, dentro de sus niveles gratuitos, sin coste observado. Ese pico real —en el componente por lotes, el más "pesado" de los ya elegidos— fue un factor concreto, no solo teórico, para no añadir Kafka encima: un clúster autogestionado corriendo de forma continua habría sumado un coste operativo permanente sobre una arquitectura donde incluso el procesamiento por lotes ya mostraba picos reales. Cifras basadas en métricas de uso (`glue:Get*`, `cloudwatch:GetMetricStatistics`), no en la factura oficial de Cost Explorer (permiso no concedido, véase `doc/078`) — una aproximación honesta, no el dato de facturación exacto.</w:t>
       </w:r>
     </w:p>
     <w:p>
@@ -5794,7 +5836,7 @@
         <w:jc w:val="both"/>
       </w:pPr>
       <w:r>
-        <w:t>Construir el cuadro de mando en Power BI con un modelo semántico y medidas DAX sobre la capa Gold, planteado originalmente como cara analítica de la explotación y no llegado a implementar.</w:t>
+        <w:t>Adoptar Delta Lake sobre el lakehouse, que aportaría versionado de tablas (time travel) y operaciones `MERGE` eficientes frente a la combinación actual de Parquet, catálogo de Glue y Partition Projection, suficiente para el caso de uso por lotes de este proyecto pero sin esas capacidades.</w:t>
       </w:r>
     </w:p>
     <w:p>
@@ -5808,7 +5850,7 @@
         <w:jc w:val="both"/>
       </w:pPr>
       <w:r>
-        <w:t>Incorporar observación por satélite (por ejemplo, Sentinel-5P para NO₂) como señal de calidad del aire independiente de la red terrestre de estaciones.</w:t>
+        <w:t>Construir el cuadro de mando en Power BI con un modelo semántico y medidas DAX sobre la capa Gold, planteado originalmente como cara analítica de la explotación y no llegado a implementar.</w:t>
       </w:r>
     </w:p>
     <w:p>
@@ -5822,7 +5864,7 @@
         <w:jc w:val="both"/>
       </w:pPr>
       <w:r>
-        <w:t>Sustituir la señal de afluencia derivada por un proveedor comercial con licencia que mida popularidad real de forma directa, para un eventual despliegue productivo.</w:t>
+        <w:t>Incorporar observación por satélite (por ejemplo, Sentinel-5P para NO₂) como señal de calidad del aire independiente de la red terrestre de estaciones.</w:t>
       </w:r>
     </w:p>
     <w:p>
@@ -5836,7 +5878,7 @@
         <w:jc w:val="both"/>
       </w:pPr>
       <w:r>
-        <w:t>Incorporar la ocupación en vivo del aparcamiento regulado en calle (dataset «SER. Tiques de aparcamiento»), no integrado en este proyecto.</w:t>
+        <w:t>Sustituir la señal de afluencia derivada por un proveedor comercial con licencia que mida popularidad real de forma directa, para un eventual despliegue productivo.</w:t>
       </w:r>
     </w:p>
     <w:p>
@@ -5850,7 +5892,7 @@
         <w:jc w:val="both"/>
       </w:pPr>
       <w:r>
-        <w:t>Ampliar el catálogo de fuentes con datasets identificados pero no construidos durante el rastreo de datos.madrid.es: recarga de vehículo eléctrico, plazas de aparcamiento para personas con movilidad reducida e infraestructura ciclista.</w:t>
+        <w:t>Incorporar la ocupación en vivo del aparcamiento regulado en calle (dataset «SER. Tiques de aparcamiento»), no integrado en este proyecto.</w:t>
       </w:r>
     </w:p>
     <w:p>
@@ -5864,7 +5906,7 @@
         <w:jc w:val="both"/>
       </w:pPr>
       <w:r>
-        <w:t>Como extensión opcional, incorporar un nodo de medición física de bajo coste (por ejemplo, una Raspberry Pi con sensores de calidad del aire) que valide la red oficial con una medición independiente; se plantea como un complemento, no como un pilar del proyecto.</w:t>
+        <w:t>Ampliar el catálogo de fuentes con datasets identificados pero no construidos durante el rastreo de datos.madrid.es: recarga de vehículo eléctrico, plazas de aparcamiento para personas con movilidad reducida e infraestructura ciclista.</w:t>
       </w:r>
     </w:p>
     <w:p>
@@ -5878,7 +5920,7 @@
         <w:jc w:val="both"/>
       </w:pPr>
       <w:r>
-        <w:t>Publicar una aplicación móvil que acerque el asistente al ciudadano en su contexto de uso real.</w:t>
+        <w:t>Como extensión opcional, incorporar un nodo de medición física de bajo coste (por ejemplo, una Raspberry Pi con sensores de calidad del aire) que valide la red oficial con una medición independiente; se plantea como un complemento, no como un pilar del proyecto.</w:t>
       </w:r>
     </w:p>
     <w:p>
@@ -5892,7 +5934,7 @@
         <w:jc w:val="both"/>
       </w:pPr>
       <w:r>
-        <w:t>Incorporar una dimensión de huella de carbono a las recomendaciones a partir de la información de la red eléctrica.</w:t>
+        <w:t>Publicar una aplicación móvil que acerque el asistente al ciudadano en su contexto de uso real.</w:t>
       </w:r>
     </w:p>
     <w:p>
@@ -5906,7 +5948,7 @@
         <w:jc w:val="both"/>
       </w:pPr>
       <w:r>
-        <w:t>Exportar el STGNN a ONNX: sigue bloqueado por una limitación de `torch.export` con su bucle temporal (variable según el número de nodos); mientras tanto, el modelo ya se sirve en producción desde su registro nativo en las tools `calidad_aire_prevista_grafo` y `trafico_prevista_grafo` (véase 6.7), así que el export a ONNX aportaría portabilidad y un arranque más ligero, no una capacidad nueva.</w:t>
+        <w:t>Incorporar una dimensión de huella de carbono a las recomendaciones a partir de la información de la red eléctrica.</w:t>
       </w:r>
     </w:p>
     <w:p>
@@ -5920,55 +5962,7 @@
         <w:jc w:val="both"/>
       </w:pPr>
       <w:r>
-        <w:t>Ejecutar las dos ablaciones descartadas en 7.3 por tiempo: comparar la fusión multiseñal frente a un modelo de una sola fuente, y evaluar el modelo entrenado con todas las fuentes de Madrid restringiendo la evaluación al sustrato europeo común (CAMS, AEMET, calendario) para estimar la pérdida al portar el enfoque a otra ciudad; los cuadernos que las ejecutarían ya están construidos (`modelado/evaluation/estudios/run_all.py`), solo falta el tiempo de cómputo y de redacción.</w:t>
-      </w:r>
-    </w:p>
-    <w:p>
-      <w:pPr>
-        <w:pStyle w:val="Ttulo1"/>
-      </w:pPr>
-      <w:bookmarkStart w:id="30" w:name="_Toc233752765"/>
-      <w:r>
-        <w:lastRenderedPageBreak/>
-        <w:t>8. Anexos</w:t>
-      </w:r>
-      <w:bookmarkEnd w:id="30"/>
-    </w:p>
-    <w:p>
-      <w:pPr>
-        <w:spacing w:after="160" w:line="276" w:lineRule="auto"/>
-        <w:jc w:val="both"/>
-      </w:pPr>
-      <w:r>
-        <w:t>Anexo A. Resumen de categorías de fuentes de datos empleadas (movilidad y transporte, medioambiente, contexto urbano y enriquecimiento europeo), con su frecuencia de actualización y modo de ingesta.</w:t>
-      </w:r>
-    </w:p>
-    <w:p>
-      <w:pPr>
-        <w:spacing w:after="160" w:line="276" w:lineRule="auto"/>
-        <w:jc w:val="both"/>
-      </w:pPr>
-      <w:r>
-        <w:t xml:space="preserve">Anexo B. Glosario de términos técnicos y siglas (Kafka, </w:t>
-      </w:r>
-      <w:proofErr w:type="spellStart"/>
-      <w:r>
-        <w:t>lakehouse</w:t>
-      </w:r>
-      <w:proofErr w:type="spellEnd"/>
-      <w:r>
-        <w:t xml:space="preserve"> medallón, Delta, GNN, ONNX, MCP, RGPD).</w:t>
-      </w:r>
-    </w:p>
-    <w:p>
-      <w:pPr>
-        <w:spacing w:after="160" w:line="276" w:lineRule="auto"/>
-        <w:jc w:val="both"/>
-      </w:pPr>
-      <w:proofErr w:type="spellStart"/>
-      <w:proofErr w:type="spellEnd"/>
-      <w:r>
-        <w:t>Anexo C. Reproducibilidad del pipeline de modelado. `modelado/` se organiza en `features/` (feature store), `datasets/` (splits y snapshots de grafo), `models/` (líneas base, LightGBM, STGNN), `training/` (puntos de entrada de entrenamiento), `evaluation/` (métricas, deriva, backtest, estudios de la sección 7), `registry/` (MLflow) y `export/` (ONNX); el asistente consume una copia de los `.onnx` en `asistente/modelos/`. Entorno: Python 3.14, `pip install -r modelado/requirements.txt`; LightGBM necesita la librería de sistema `libgomp1` en Linux. Un comando por tabla o figura de la sección 7:</w:t>
+        <w:t>Exportar el STGNN a ONNX: sigue bloqueado por una limitación de `torch.export` con su bucle temporal (variable según el número de nodos); mientras tanto, el modelo ya se sirve en producción desde su registro nativo en las tools `calidad_aire_prevista_grafo` y `trafico_prevista_grafo` (véase 6.7), así que el export a ONNX aportaría portabilidad y un arranque más ligero, no una capacidad nueva.</w:t>
       </w:r>
     </w:p>
     <w:p>
@@ -5982,7 +5976,55 @@
         <w:jc w:val="both"/>
       </w:pPr>
       <w:r>
-        <w:t>Panel/feature store (`ML_01`): `python -m modelado.features.build --target &lt;fuente&gt; --desde &lt;fecha&gt; --hasta &lt;fecha&gt; --out &lt;ruta&gt;` (necesita credenciales AWS reales para Athena).</w:t>
+        <w:t>Ejecutar las dos ablaciones descartadas en 7.3 por tiempo: comparar la fusión multiseñal frente a un modelo de una sola fuente, y evaluar el modelo entrenado con todas las fuentes de Madrid restringiendo la evaluación al sustrato europeo común (CAMS, AEMET, calendario) para estimar la pérdida al portar el enfoque a otra ciudad; los cuadernos que las ejecutarían ya están construidos (`modelado/evaluation/estudios/run_all.py`), solo falta el tiempo de cómputo y de redacción.</w:t>
+      </w:r>
+    </w:p>
+    <w:p>
+      <w:pPr>
+        <w:pStyle w:val="Ttulo1"/>
+      </w:pPr>
+      <w:bookmarkStart w:id="30" w:name="_Toc233752765"/>
+      <w:r>
+        <w:lastRenderedPageBreak/>
+        <w:t>8. Anexos</w:t>
+      </w:r>
+      <w:bookmarkEnd w:id="30"/>
+    </w:p>
+    <w:p>
+      <w:pPr>
+        <w:spacing w:after="160" w:line="276" w:lineRule="auto"/>
+        <w:jc w:val="both"/>
+      </w:pPr>
+      <w:r>
+        <w:t>Anexo A. Resumen de categorías de fuentes de datos empleadas (movilidad y transporte, medioambiente, contexto urbano y enriquecimiento europeo), con su frecuencia de actualización y modo de ingesta.</w:t>
+      </w:r>
+    </w:p>
+    <w:p>
+      <w:pPr>
+        <w:spacing w:after="160" w:line="276" w:lineRule="auto"/>
+        <w:jc w:val="both"/>
+      </w:pPr>
+      <w:r>
+        <w:t xml:space="preserve">Anexo B. Glosario de términos técnicos y siglas (Kafka, </w:t>
+      </w:r>
+      <w:proofErr w:type="spellStart"/>
+      <w:r>
+        <w:t>lakehouse</w:t>
+      </w:r>
+      <w:proofErr w:type="spellEnd"/>
+      <w:r>
+        <w:t xml:space="preserve"> medallón, Delta, GNN, ONNX, MCP, RGPD).</w:t>
+      </w:r>
+    </w:p>
+    <w:p>
+      <w:pPr>
+        <w:spacing w:after="160" w:line="276" w:lineRule="auto"/>
+        <w:jc w:val="both"/>
+      </w:pPr>
+      <w:proofErr w:type="spellStart"/>
+      <w:proofErr w:type="spellEnd"/>
+      <w:r>
+        <w:t>Anexo C. Reproducibilidad del pipeline de modelado. `modelado/` se organiza en `features/` (feature store), `datasets/` (splits y snapshots de grafo), `models/` (líneas base, LightGBM, STGNN), `training/` (puntos de entrada de entrenamiento), `evaluation/` (métricas, deriva, backtest, estudios de la sección 7), `registry/` (MLflow) y `export/` (ONNX); el asistente consume una copia de los `.onnx` en `asistente/modelos/`. Entorno: Python 3.14, `pip install -r modelado/requirements.txt`; LightGBM necesita la librería de sistema `libgomp1` en Linux. Un comando por tabla o figura de la sección 7:</w:t>
       </w:r>
     </w:p>
     <w:p>
@@ -5996,7 +6038,7 @@
         <w:jc w:val="both"/>
       </w:pPr>
       <w:r>
-        <w:t>Tier 1 + SHAP + registro MLflow (`ML_03`/`ML_04`): `python -m modelado.training.train_gbt --panel &lt;panel&gt; --nombre &lt;fuente&gt; --mlflow tier1`.</w:t>
+        <w:t>Panel/feature store (`ML_01`): `python -m modelado.features.build --target &lt;fuente&gt; --desde &lt;fecha&gt; --hasta &lt;fecha&gt; --out &lt;ruta&gt;` (necesita credenciales AWS reales para Athena).</w:t>
       </w:r>
     </w:p>
     <w:p>
@@ -6010,7 +6052,7 @@
         <w:jc w:val="both"/>
       </w:pPr>
       <w:r>
-        <w:t>Tier 2, GNN espacio-temporal (`ML_05`): `python -m modelado.training.train_stgnn --panel &lt;panel_grafo&gt; --nombre &lt;fuente&gt; --mlflow tier2`.</w:t>
+        <w:t>Tier 1 + SHAP + registro MLflow (`ML_03`/`ML_04`): `python -m modelado.training.train_gbt --panel &lt;panel&gt; --nombre &lt;fuente&gt; --mlflow tier1`.</w:t>
       </w:r>
     </w:p>
     <w:p>
@@ -6024,7 +6066,7 @@
         <w:jc w:val="both"/>
       </w:pPr>
       <w:r>
-        <w:t>Estudios consolidados de la sección 7 (`ML_08`): `python -m modelado.evaluation.estudios.run_all --mlflow estudios` — regenera la Tabla 3 y los JSON/figuras de explicabilidad.</w:t>
+        <w:t>Tier 2, GNN espacio-temporal (`ML_05`): `python -m modelado.training.train_stgnn --panel &lt;panel_grafo&gt; --nombre &lt;fuente&gt; --mlflow tier2`.</w:t>
       </w:r>
     </w:p>
     <w:p>
@@ -6038,7 +6080,7 @@
         <w:jc w:val="both"/>
       </w:pPr>
       <w:r>
-        <w:t>Informe de deriva (`ML_06`): `python -m modelado.evaluation.drift --panel &lt;panel&gt; --target &lt;fuente&gt;`.</w:t>
+        <w:t>Estudios consolidados de la sección 7 (`ML_08`): `python -m modelado.evaluation.estudios.run_all --mlflow estudios` — regenera la Tabla 3 y los JSON/figuras de explicabilidad.</w:t>
       </w:r>
     </w:p>
     <w:p>
@@ -6052,7 +6094,7 @@
         <w:jc w:val="both"/>
       </w:pPr>
       <w:r>
-        <w:t>Backtest incremental (`ML_10`): `python -m modelado.evaluation.backtest --panel &lt;panel&gt; --target &lt;fuente&gt;` — genera la curva de skill frente a la fecha de corte.</w:t>
+        <w:t>Informe de deriva (`ML_06`): `python -m modelado.evaluation.drift --panel &lt;panel&gt; --target &lt;fuente&gt;`.</w:t>
       </w:r>
     </w:p>
     <w:p>
@@ -6066,7 +6108,7 @@
         <w:jc w:val="both"/>
       </w:pPr>
       <w:r>
-        <w:t>Export a ONNX y test de paridad (`ML_07`): `python -m modelado.export.to_onnx --modelo madrono-&lt;fuente&gt;-h&lt;h&gt; --panel &lt;panel&gt; --nombre &lt;fuente&gt;_h&lt;h&gt;`.</w:t>
+        <w:t>Backtest incremental (`ML_10`): `python -m modelado.evaluation.backtest --panel &lt;panel&gt; --target &lt;fuente&gt;` — genera la curva de skill frente a la fecha de corte.</w:t>
       </w:r>
     </w:p>
     <w:p>
@@ -6080,7 +6122,7 @@
         <w:jc w:val="both"/>
       </w:pPr>
       <w:r>
-        <w:t>Reentrenamiento nocturno (`ML_10`): `python -m modelado.training.retrain_nightly`, programado en producción con una línea de `cron` en la instancia del proyecto (sin recursos nuevos de AWS, véase 5.5).</w:t>
+        <w:t>Export a ONNX y test de paridad (`ML_07`): `python -m modelado.export.to_onnx --modelo madrono-&lt;fuente&gt;-h&lt;h&gt; --panel &lt;panel&gt; --nombre &lt;fuente&gt;_h&lt;h&gt;`.</w:t>
       </w:r>
     </w:p>
     <w:p>
@@ -6094,7 +6136,7 @@
         <w:jc w:val="both"/>
       </w:pPr>
       <w:r>
-        <w:t>Aplicación web y chat (`FIL_62`/`FIL_63`): frontend en `https://d2obcdu8duk47f.cloudfront.net`, backend en `https://35-42-164-183.nip.io` (autenticación de demostración `demo`/`demo` en ambos).</w:t>
+        <w:t>Reentrenamiento nocturno (`ML_10`): `python -m modelado.training.retrain_nightly`, programado en producción con una línea de `cron` en la instancia del proyecto (sin recursos nuevos de AWS, véase 5.5).</w:t>
       </w:r>
     </w:p>
     <w:p>
@@ -6108,7 +6150,7 @@
         <w:jc w:val="both"/>
       </w:pPr>
       <w:r>
-        <w:t>Visualización animada del grafo (`FIL_36`–`FIL_61`): publicada en `https://madrono-ucm.github.io/madronoTFM/`, regenerable con `python -m viz.build_mapa_animado`.</w:t>
+        <w:t>Aplicación web y chat (`FIL_62`/`FIL_63`): frontend en `https://d2obcdu8duk47f.cloudfront.net`, backend en `https://35-42-164-183.nip.io` (autenticación de demostración `demo`/`demo` en ambos).</w:t>
       </w:r>
     </w:p>
     <w:p>
@@ -6122,7 +6164,21 @@
         <w:jc w:val="both"/>
       </w:pPr>
       <w:r>
-        <w:t>Analítica de grafo (`FIL_52`/`FIL_64`/`FIL_81`): `python -m modelado.grafo_analitica.analisis` regenera `grafo_centralidad.{json,png}` y `grafo_resiliencia.{json,png}` (Figura 9) desde `grafo/_data/grafo_urbano.json.gz`.</w:t>
+        <w:t>Visualización animada del grafo (`FIL_36`–`FIL_61`): publicada en `https://madrono-ucm.github.io/madronoTFM/`, regenerable con `python -m viz.build_mapa_animado`.</w:t>
+      </w:r>
+    </w:p>
+    <w:p>
+      <w:pPr>
+        <w:pStyle w:val="Prrafodelista"/>
+        <w:numPr>
+          <w:ilvl w:val="0"/>
+          <w:numId w:val="2"/>
+        </w:numPr>
+        <w:spacing w:after="60" w:line="268" w:lineRule="auto"/>
+        <w:jc w:val="both"/>
+      </w:pPr>
+      <w:r>
+        <w:t>Analítica de grafo (`FIL_52`/`FIL_64`/`FIL_81`): `python -m modelado.grafo_analitica.analisis` regenera `grafo_centralidad.{json,png}` y `grafo_resiliencia.{json,png}` (Figura 11) desde `grafo/_data/grafo_urbano.json.gz`.</w:t>
       </w:r>
     </w:p>
     <w:p>
